--- a/红色警戒杯模拟赛Ⅷ/犀牛坦克/犀牛坦克.docx
+++ b/红色警戒杯模拟赛Ⅷ/犀牛坦克/犀牛坦克.docx
@@ -24,7 +24,7 @@
           <w:szCs w:val="21"/>
           <w:lang w:eastAsia="zh-CN"/>
         </w:rPr>
-        <w:t>1024</w:t>
+        <w:t>512</w:t>
       </w:r>
       <w:r>
         <w:rPr>
@@ -46,8 +46,10 @@
           <w:szCs w:val="21"/>
           <w:lang w:eastAsia="zh-CN"/>
         </w:rPr>
-        <w:t>2</w:t>
-      </w:r>
+        <w:t>1</w:t>
+      </w:r>
+      <w:bookmarkStart w:id="6" w:name="_GoBack"/>
+      <w:bookmarkEnd w:id="6"/>
       <w:r>
         <w:rPr>
           <w:rFonts w:hint="eastAsia"/>
@@ -473,6 +475,37 @@
           <w:lang w:val="en-US" w:eastAsia="zh-CN"/>
         </w:rPr>
         <w:t>样例输入</w:t>
+      </w:r>
+    </w:p>
+    <w:p>
+      <w:pPr>
+        <w:widowControl w:val="0"/>
+        <w:numPr>
+          <w:ilvl w:val="0"/>
+          <w:numId w:val="0"/>
+        </w:numPr>
+        <w:jc w:val="both"/>
+        <w:rPr>
+          <w:rFonts w:hint="default"/>
+          <w:b w:val="0"/>
+          <w:bCs w:val="0"/>
+          <w:color w:val="auto"/>
+          <w:sz w:val="24"/>
+          <w:szCs w:val="24"/>
+          <w:lang w:eastAsia="zh-CN"/>
+        </w:rPr>
+      </w:pPr>
+      <w:r>
+        <w:rPr>
+          <w:rFonts w:hint="default"/>
+          <w:b w:val="0"/>
+          <w:bCs w:val="0"/>
+          <w:color w:val="auto"/>
+          <w:sz w:val="24"/>
+          <w:szCs w:val="24"/>
+          <w:lang w:eastAsia="zh-CN"/>
+        </w:rPr>
+        <w:t>【样例一】</w:t>
       </w:r>
     </w:p>
     <w:p>
@@ -652,96 +685,6 @@
     </w:p>
     <w:p>
       <w:pPr>
-        <w:jc w:val="both"/>
-        <w:rPr>
-          <w:rFonts w:hint="eastAsia"/>
-          <w:b/>
-          <w:bCs/>
-          <w:sz w:val="28"/>
-          <w:szCs w:val="28"/>
-          <w:lang w:val="en-US" w:eastAsia="zh-CN"/>
-        </w:rPr>
-      </w:pPr>
-      <w:r>
-        <w:rPr>
-          <w:rFonts w:hint="eastAsia"/>
-          <w:b/>
-          <w:bCs/>
-          <w:sz w:val="28"/>
-          <w:szCs w:val="28"/>
-          <w:lang w:val="en-US" w:eastAsia="zh-CN"/>
-        </w:rPr>
-        <w:t>样例输出</w:t>
-      </w:r>
-    </w:p>
-    <w:p>
-      <w:pPr>
-        <w:jc w:val="both"/>
-        <w:rPr>
-          <w:rFonts w:hint="eastAsia"/>
-          <w:b w:val="0"/>
-          <w:bCs w:val="0"/>
-          <w:sz w:val="24"/>
-          <w:szCs w:val="24"/>
-          <w:lang w:val="en-US" w:eastAsia="zh-CN"/>
-        </w:rPr>
-      </w:pPr>
-      <w:bookmarkStart w:id="5" w:name="OLE_LINK9"/>
-      <w:r>
-        <w:rPr>
-          <w:rFonts w:hint="eastAsia"/>
-          <w:b w:val="0"/>
-          <w:bCs w:val="0"/>
-          <w:sz w:val="24"/>
-          <w:szCs w:val="24"/>
-          <w:lang w:val="en-US" w:eastAsia="zh-CN"/>
-        </w:rPr>
-        <w:t>125000001</w:t>
-      </w:r>
-      <w:bookmarkStart w:id="6" w:name="_GoBack"/>
-      <w:bookmarkEnd w:id="6"/>
-    </w:p>
-    <w:p>
-      <w:pPr>
-        <w:ind w:firstLine="420" w:firstLineChars="0"/>
-        <w:jc w:val="both"/>
-        <w:rPr>
-          <w:rFonts w:hint="eastAsia"/>
-          <w:b w:val="0"/>
-          <w:bCs w:val="0"/>
-          <w:sz w:val="24"/>
-          <w:szCs w:val="24"/>
-          <w:lang w:val="en-US" w:eastAsia="zh-CN"/>
-        </w:rPr>
-      </w:pPr>
-    </w:p>
-    <w:bookmarkEnd w:id="5"/>
-    <w:p>
-      <w:pPr>
-        <w:jc w:val="both"/>
-        <w:rPr>
-          <w:rFonts w:hint="eastAsia"/>
-          <w:b w:val="0"/>
-          <w:bCs w:val="0"/>
-          <w:sz w:val="24"/>
-          <w:szCs w:val="24"/>
-          <w:lang w:val="en-US" w:eastAsia="zh-CN"/>
-        </w:rPr>
-      </w:pPr>
-      <w:r>
-        <w:rPr>
-          <w:rFonts w:hint="eastAsia"/>
-          <w:b/>
-          <w:bCs/>
-          <w:sz w:val="28"/>
-          <w:szCs w:val="28"/>
-          <w:lang w:val="en-US" w:eastAsia="zh-CN"/>
-        </w:rPr>
-        <w:t>数据范围及提示</w:t>
-      </w:r>
-    </w:p>
-    <w:p>
-      <w:pPr>
         <w:widowControl w:val="0"/>
         <w:numPr>
           <w:ilvl w:val="0"/>
@@ -752,65 +695,522 @@
           <w:rFonts w:hint="eastAsia"/>
           <w:b w:val="0"/>
           <w:bCs w:val="0"/>
-          <w:sz w:val="24"/>
-          <w:szCs w:val="24"/>
-          <w:lang w:eastAsia="zh-CN"/>
-        </w:rPr>
-      </w:pPr>
-      <w:r>
-        <w:rPr>
-          <w:rFonts w:hint="default"/>
-          <w:b w:val="0"/>
-          <w:bCs w:val="0"/>
-          <w:sz w:val="24"/>
-          <w:szCs w:val="24"/>
-          <w:lang w:eastAsia="zh-CN"/>
-        </w:rPr>
-        <w:t>1 &lt;= N &lt;= 5; 1 &lt;= M &lt;= 7; 0 &lt;= pi &lt;</w:t>
-      </w:r>
-      <w:r>
-        <w:rPr>
-          <w:rFonts w:hint="default"/>
-          <w:b w:val="0"/>
-          <w:bCs w:val="0"/>
-          <w:sz w:val="24"/>
-          <w:szCs w:val="24"/>
-          <w:lang w:eastAsia="zh-CN"/>
-        </w:rPr>
-        <w:t>=</w:t>
-      </w:r>
-      <w:r>
-        <w:rPr>
-          <w:rFonts w:hint="default"/>
-          <w:b w:val="0"/>
-          <w:bCs w:val="0"/>
-          <w:sz w:val="24"/>
-          <w:szCs w:val="24"/>
-          <w:lang w:eastAsia="zh-CN"/>
-        </w:rPr>
-        <w:t xml:space="preserve"> 1</w:t>
-      </w:r>
-      <w:r>
-        <w:rPr>
-          <w:rFonts w:hint="default"/>
-          <w:b w:val="0"/>
-          <w:bCs w:val="0"/>
-          <w:sz w:val="24"/>
-          <w:szCs w:val="24"/>
-          <w:lang w:eastAsia="zh-CN"/>
-        </w:rPr>
-        <w:t>0,0000</w:t>
-      </w:r>
-      <w:r>
-        <w:rPr>
-          <w:rFonts w:hint="default"/>
-          <w:b w:val="0"/>
-          <w:bCs w:val="0"/>
-          <w:sz w:val="24"/>
-          <w:szCs w:val="24"/>
-          <w:lang w:eastAsia="zh-CN"/>
-        </w:rPr>
-        <w:t>, 每行至少有一个pi非0;</w:t>
+          <w:color w:val="auto"/>
+          <w:sz w:val="24"/>
+          <w:szCs w:val="24"/>
+          <w:lang w:eastAsia="zh-CN"/>
+        </w:rPr>
+      </w:pPr>
+      <w:r>
+        <w:rPr>
+          <w:rFonts w:hint="default"/>
+          <w:b w:val="0"/>
+          <w:bCs w:val="0"/>
+          <w:color w:val="auto"/>
+          <w:sz w:val="24"/>
+          <w:szCs w:val="24"/>
+          <w:lang w:eastAsia="zh-CN"/>
+        </w:rPr>
+        <w:t>【样例二】</w:t>
+      </w:r>
+    </w:p>
+    <w:p>
+      <w:pPr>
+        <w:widowControl w:val="0"/>
+        <w:numPr>
+          <w:ilvl w:val="0"/>
+          <w:numId w:val="0"/>
+        </w:numPr>
+        <w:jc w:val="both"/>
+        <w:rPr>
+          <w:rFonts w:hint="eastAsia"/>
+          <w:b w:val="0"/>
+          <w:bCs w:val="0"/>
+          <w:color w:val="auto"/>
+          <w:sz w:val="24"/>
+          <w:szCs w:val="24"/>
+          <w:lang w:val="en-US" w:eastAsia="zh-CN"/>
+        </w:rPr>
+      </w:pPr>
+      <w:r>
+        <w:rPr>
+          <w:rFonts w:hint="eastAsia"/>
+          <w:b w:val="0"/>
+          <w:bCs w:val="0"/>
+          <w:color w:val="auto"/>
+          <w:sz w:val="24"/>
+          <w:szCs w:val="24"/>
+          <w:lang w:val="en-US" w:eastAsia="zh-CN"/>
+        </w:rPr>
+        <w:t>1 1 2</w:t>
+      </w:r>
+    </w:p>
+    <w:p>
+      <w:pPr>
+        <w:widowControl w:val="0"/>
+        <w:numPr>
+          <w:ilvl w:val="0"/>
+          <w:numId w:val="0"/>
+        </w:numPr>
+        <w:jc w:val="both"/>
+        <w:rPr>
+          <w:rFonts w:hint="eastAsia"/>
+          <w:b w:val="0"/>
+          <w:bCs w:val="0"/>
+          <w:color w:val="auto"/>
+          <w:sz w:val="24"/>
+          <w:szCs w:val="24"/>
+          <w:lang w:val="en-US" w:eastAsia="zh-CN"/>
+        </w:rPr>
+      </w:pPr>
+      <w:r>
+        <w:rPr>
+          <w:rFonts w:hint="eastAsia"/>
+          <w:b w:val="0"/>
+          <w:bCs w:val="0"/>
+          <w:color w:val="auto"/>
+          <w:sz w:val="24"/>
+          <w:szCs w:val="24"/>
+          <w:lang w:val="en-US" w:eastAsia="zh-CN"/>
+        </w:rPr>
+        <w:t>3 2 1</w:t>
+      </w:r>
+    </w:p>
+    <w:p>
+      <w:pPr>
+        <w:widowControl w:val="0"/>
+        <w:numPr>
+          <w:ilvl w:val="0"/>
+          <w:numId w:val="0"/>
+        </w:numPr>
+        <w:jc w:val="both"/>
+        <w:rPr>
+          <w:rFonts w:hint="eastAsia"/>
+          <w:b w:val="0"/>
+          <w:bCs w:val="0"/>
+          <w:color w:val="auto"/>
+          <w:sz w:val="24"/>
+          <w:szCs w:val="24"/>
+          <w:lang w:val="en-US" w:eastAsia="zh-CN"/>
+        </w:rPr>
+      </w:pPr>
+      <w:r>
+        <w:rPr>
+          <w:rFonts w:hint="eastAsia"/>
+          <w:b w:val="0"/>
+          <w:bCs w:val="0"/>
+          <w:color w:val="auto"/>
+          <w:sz w:val="24"/>
+          <w:szCs w:val="24"/>
+          <w:lang w:val="en-US" w:eastAsia="zh-CN"/>
+        </w:rPr>
+        <w:t>0 0 3</w:t>
+      </w:r>
+    </w:p>
+    <w:p>
+      <w:pPr>
+        <w:widowControl w:val="0"/>
+        <w:numPr>
+          <w:ilvl w:val="0"/>
+          <w:numId w:val="0"/>
+        </w:numPr>
+        <w:jc w:val="both"/>
+        <w:rPr>
+          <w:rFonts w:hint="eastAsia"/>
+          <w:b w:val="0"/>
+          <w:bCs w:val="0"/>
+          <w:color w:val="auto"/>
+          <w:sz w:val="24"/>
+          <w:szCs w:val="24"/>
+          <w:lang w:val="en-US" w:eastAsia="zh-CN"/>
+        </w:rPr>
+      </w:pPr>
+      <w:r>
+        <w:rPr>
+          <w:rFonts w:hint="eastAsia"/>
+          <w:b w:val="0"/>
+          <w:bCs w:val="0"/>
+          <w:color w:val="auto"/>
+          <w:sz w:val="24"/>
+          <w:szCs w:val="24"/>
+          <w:lang w:val="en-US" w:eastAsia="zh-CN"/>
+        </w:rPr>
+        <w:t>1 0 2</w:t>
+      </w:r>
+    </w:p>
+    <w:p>
+      <w:pPr>
+        <w:widowControl w:val="0"/>
+        <w:numPr>
+          <w:ilvl w:val="0"/>
+          <w:numId w:val="0"/>
+        </w:numPr>
+        <w:jc w:val="both"/>
+        <w:rPr>
+          <w:rFonts w:hint="eastAsia"/>
+          <w:b w:val="0"/>
+          <w:bCs w:val="0"/>
+          <w:color w:val="auto"/>
+          <w:sz w:val="24"/>
+          <w:szCs w:val="24"/>
+          <w:lang w:val="en-US" w:eastAsia="zh-CN"/>
+        </w:rPr>
+      </w:pPr>
+      <w:r>
+        <w:rPr>
+          <w:rFonts w:hint="eastAsia"/>
+          <w:b w:val="0"/>
+          <w:bCs w:val="0"/>
+          <w:color w:val="auto"/>
+          <w:sz w:val="24"/>
+          <w:szCs w:val="24"/>
+          <w:lang w:val="en-US" w:eastAsia="zh-CN"/>
+        </w:rPr>
+        <w:t>0 3 5</w:t>
+      </w:r>
+    </w:p>
+    <w:p>
+      <w:pPr>
+        <w:widowControl w:val="0"/>
+        <w:numPr>
+          <w:ilvl w:val="0"/>
+          <w:numId w:val="0"/>
+        </w:numPr>
+        <w:jc w:val="both"/>
+        <w:rPr>
+          <w:rFonts w:hint="eastAsia"/>
+          <w:b w:val="0"/>
+          <w:bCs w:val="0"/>
+          <w:color w:val="auto"/>
+          <w:sz w:val="24"/>
+          <w:szCs w:val="24"/>
+          <w:lang w:val="en-US" w:eastAsia="zh-CN"/>
+        </w:rPr>
+      </w:pPr>
+      <w:r>
+        <w:rPr>
+          <w:rFonts w:hint="eastAsia"/>
+          <w:b w:val="0"/>
+          <w:bCs w:val="0"/>
+          <w:color w:val="auto"/>
+          <w:sz w:val="24"/>
+          <w:szCs w:val="24"/>
+          <w:lang w:val="en-US" w:eastAsia="zh-CN"/>
+        </w:rPr>
+        <w:t>1 2 3</w:t>
+      </w:r>
+    </w:p>
+    <w:p>
+      <w:pPr>
+        <w:widowControl w:val="0"/>
+        <w:numPr>
+          <w:ilvl w:val="0"/>
+          <w:numId w:val="0"/>
+        </w:numPr>
+        <w:jc w:val="both"/>
+        <w:rPr>
+          <w:rFonts w:hint="eastAsia"/>
+          <w:b w:val="0"/>
+          <w:bCs w:val="0"/>
+          <w:color w:val="auto"/>
+          <w:sz w:val="24"/>
+          <w:szCs w:val="24"/>
+          <w:lang w:val="en-US" w:eastAsia="zh-CN"/>
+        </w:rPr>
+      </w:pPr>
+      <w:r>
+        <w:rPr>
+          <w:rFonts w:hint="eastAsia"/>
+          <w:b w:val="0"/>
+          <w:bCs w:val="0"/>
+          <w:color w:val="auto"/>
+          <w:sz w:val="24"/>
+          <w:szCs w:val="24"/>
+          <w:lang w:val="en-US" w:eastAsia="zh-CN"/>
+        </w:rPr>
+        <w:t xml:space="preserve">6 7 9 </w:t>
+      </w:r>
+    </w:p>
+    <w:p>
+      <w:pPr>
+        <w:widowControl w:val="0"/>
+        <w:numPr>
+          <w:ilvl w:val="0"/>
+          <w:numId w:val="0"/>
+        </w:numPr>
+        <w:jc w:val="both"/>
+        <w:rPr>
+          <w:rFonts w:hint="eastAsia"/>
+          <w:b w:val="0"/>
+          <w:bCs w:val="0"/>
+          <w:color w:val="auto"/>
+          <w:sz w:val="24"/>
+          <w:szCs w:val="24"/>
+          <w:lang w:val="en-US" w:eastAsia="zh-CN"/>
+        </w:rPr>
+      </w:pPr>
+      <w:r>
+        <w:rPr>
+          <w:rFonts w:hint="eastAsia"/>
+          <w:b w:val="0"/>
+          <w:bCs w:val="0"/>
+          <w:color w:val="auto"/>
+          <w:sz w:val="24"/>
+          <w:szCs w:val="24"/>
+          <w:lang w:val="en-US" w:eastAsia="zh-CN"/>
+        </w:rPr>
+        <w:t>3 2 1</w:t>
+      </w:r>
+    </w:p>
+    <w:p>
+      <w:pPr>
+        <w:widowControl w:val="0"/>
+        <w:numPr>
+          <w:ilvl w:val="0"/>
+          <w:numId w:val="0"/>
+        </w:numPr>
+        <w:jc w:val="both"/>
+        <w:rPr>
+          <w:rFonts w:hint="eastAsia"/>
+          <w:b w:val="0"/>
+          <w:bCs w:val="0"/>
+          <w:color w:val="auto"/>
+          <w:sz w:val="24"/>
+          <w:szCs w:val="24"/>
+          <w:lang w:val="en-US" w:eastAsia="zh-CN"/>
+        </w:rPr>
+      </w:pPr>
+      <w:r>
+        <w:rPr>
+          <w:rFonts w:hint="eastAsia"/>
+          <w:b w:val="0"/>
+          <w:bCs w:val="0"/>
+          <w:color w:val="auto"/>
+          <w:sz w:val="24"/>
+          <w:szCs w:val="24"/>
+          <w:lang w:val="en-US" w:eastAsia="zh-CN"/>
+        </w:rPr>
+        <w:t>1 1 1</w:t>
+      </w:r>
+    </w:p>
+    <w:p>
+      <w:pPr>
+        <w:widowControl w:val="0"/>
+        <w:numPr>
+          <w:ilvl w:val="0"/>
+          <w:numId w:val="0"/>
+        </w:numPr>
+        <w:jc w:val="both"/>
+        <w:rPr>
+          <w:rFonts w:hint="eastAsia"/>
+          <w:b w:val="0"/>
+          <w:bCs w:val="0"/>
+          <w:color w:val="auto"/>
+          <w:sz w:val="24"/>
+          <w:szCs w:val="24"/>
+          <w:lang w:val="en-US" w:eastAsia="zh-CN"/>
+        </w:rPr>
+      </w:pPr>
+    </w:p>
+    <w:p>
+      <w:pPr>
+        <w:jc w:val="both"/>
+        <w:rPr>
+          <w:rFonts w:hint="eastAsia"/>
+          <w:b/>
+          <w:bCs/>
+          <w:sz w:val="28"/>
+          <w:szCs w:val="28"/>
+          <w:lang w:val="en-US" w:eastAsia="zh-CN"/>
+        </w:rPr>
+      </w:pPr>
+      <w:r>
+        <w:rPr>
+          <w:rFonts w:hint="eastAsia"/>
+          <w:b/>
+          <w:bCs/>
+          <w:sz w:val="28"/>
+          <w:szCs w:val="28"/>
+          <w:lang w:val="en-US" w:eastAsia="zh-CN"/>
+        </w:rPr>
+        <w:t>样例输出</w:t>
+      </w:r>
+    </w:p>
+    <w:p>
+      <w:pPr>
+        <w:jc w:val="both"/>
+        <w:rPr>
+          <w:rFonts w:hint="eastAsia"/>
+          <w:b w:val="0"/>
+          <w:bCs w:val="0"/>
+          <w:sz w:val="24"/>
+          <w:szCs w:val="24"/>
+          <w:lang w:eastAsia="zh-CN"/>
+        </w:rPr>
+      </w:pPr>
+      <w:bookmarkStart w:id="5" w:name="OLE_LINK9"/>
+      <w:r>
+        <w:rPr>
+          <w:rFonts w:hint="default"/>
+          <w:b w:val="0"/>
+          <w:bCs w:val="0"/>
+          <w:sz w:val="24"/>
+          <w:szCs w:val="24"/>
+          <w:lang w:eastAsia="zh-CN"/>
+        </w:rPr>
+        <w:t>【样例一】</w:t>
+      </w:r>
+    </w:p>
+    <w:p>
+      <w:pPr>
+        <w:jc w:val="both"/>
+        <w:rPr>
+          <w:rFonts w:hint="eastAsia"/>
+          <w:b w:val="0"/>
+          <w:bCs w:val="0"/>
+          <w:sz w:val="24"/>
+          <w:szCs w:val="24"/>
+          <w:lang w:val="en-US" w:eastAsia="zh-CN"/>
+        </w:rPr>
+      </w:pPr>
+      <w:r>
+        <w:rPr>
+          <w:rFonts w:hint="eastAsia"/>
+          <w:b w:val="0"/>
+          <w:bCs w:val="0"/>
+          <w:sz w:val="24"/>
+          <w:szCs w:val="24"/>
+          <w:lang w:val="en-US" w:eastAsia="zh-CN"/>
+        </w:rPr>
+        <w:t>125000001</w:t>
+      </w:r>
+    </w:p>
+    <w:p>
+      <w:pPr>
+        <w:jc w:val="both"/>
+        <w:rPr>
+          <w:rFonts w:hint="eastAsia"/>
+          <w:b w:val="0"/>
+          <w:bCs w:val="0"/>
+          <w:sz w:val="24"/>
+          <w:szCs w:val="24"/>
+          <w:lang w:val="en-US" w:eastAsia="zh-CN"/>
+        </w:rPr>
+      </w:pPr>
+    </w:p>
+    <w:p>
+      <w:pPr>
+        <w:jc w:val="both"/>
+        <w:rPr>
+          <w:rFonts w:hint="eastAsia"/>
+          <w:b w:val="0"/>
+          <w:bCs w:val="0"/>
+          <w:sz w:val="24"/>
+          <w:szCs w:val="24"/>
+          <w:lang w:eastAsia="zh-CN"/>
+        </w:rPr>
+      </w:pPr>
+      <w:r>
+        <w:rPr>
+          <w:rFonts w:hint="default"/>
+          <w:b w:val="0"/>
+          <w:bCs w:val="0"/>
+          <w:sz w:val="24"/>
+          <w:szCs w:val="24"/>
+          <w:lang w:eastAsia="zh-CN"/>
+        </w:rPr>
+        <w:t>【样例二】</w:t>
+      </w:r>
+    </w:p>
+    <w:p>
+      <w:pPr>
+        <w:jc w:val="both"/>
+        <w:rPr>
+          <w:rFonts w:hint="eastAsia"/>
+          <w:b w:val="0"/>
+          <w:bCs w:val="0"/>
+          <w:sz w:val="24"/>
+          <w:szCs w:val="24"/>
+          <w:lang w:val="en-US" w:eastAsia="zh-CN"/>
+        </w:rPr>
+      </w:pPr>
+      <w:r>
+        <w:rPr>
+          <w:rFonts w:hint="eastAsia"/>
+          <w:b w:val="0"/>
+          <w:bCs w:val="0"/>
+          <w:sz w:val="24"/>
+          <w:szCs w:val="24"/>
+          <w:lang w:val="en-US" w:eastAsia="zh-CN"/>
+        </w:rPr>
+        <w:t>875789148</w:t>
+      </w:r>
+    </w:p>
+    <w:p>
+      <w:pPr>
+        <w:jc w:val="both"/>
+        <w:rPr>
+          <w:rFonts w:hint="eastAsia"/>
+          <w:b w:val="0"/>
+          <w:bCs w:val="0"/>
+          <w:sz w:val="24"/>
+          <w:szCs w:val="24"/>
+          <w:lang w:val="en-US" w:eastAsia="zh-CN"/>
+        </w:rPr>
+      </w:pPr>
+    </w:p>
+    <w:bookmarkEnd w:id="5"/>
+    <w:p>
+      <w:pPr>
+        <w:jc w:val="both"/>
+        <w:rPr>
+          <w:rFonts w:hint="eastAsia"/>
+          <w:b w:val="0"/>
+          <w:bCs w:val="0"/>
+          <w:sz w:val="24"/>
+          <w:szCs w:val="24"/>
+          <w:lang w:val="en-US" w:eastAsia="zh-CN"/>
+        </w:rPr>
+      </w:pPr>
+      <w:r>
+        <w:rPr>
+          <w:rFonts w:hint="eastAsia"/>
+          <w:b/>
+          <w:bCs/>
+          <w:sz w:val="28"/>
+          <w:szCs w:val="28"/>
+          <w:lang w:val="en-US" w:eastAsia="zh-CN"/>
+        </w:rPr>
+        <w:t>数据范围及提示</w:t>
+      </w:r>
+    </w:p>
+    <w:p>
+      <w:pPr>
+        <w:widowControl w:val="0"/>
+        <w:numPr>
+          <w:ilvl w:val="0"/>
+          <w:numId w:val="0"/>
+        </w:numPr>
+        <w:jc w:val="both"/>
+        <w:rPr>
+          <w:rFonts w:hint="eastAsia"/>
+          <w:b w:val="0"/>
+          <w:bCs w:val="0"/>
+          <w:sz w:val="24"/>
+          <w:szCs w:val="24"/>
+          <w:lang w:eastAsia="zh-CN"/>
+        </w:rPr>
+      </w:pPr>
+      <w:r>
+        <w:rPr>
+          <w:rFonts w:hint="default"/>
+          <w:b w:val="0"/>
+          <w:bCs w:val="0"/>
+          <w:sz w:val="24"/>
+          <w:szCs w:val="24"/>
+          <w:lang w:eastAsia="zh-CN"/>
+        </w:rPr>
+        <w:t>1 &lt;= N &lt;= 5; 1 &lt;= M &lt;= 7; 0 &lt;= pi &lt;= 10,0000, 每行至少有一个pi非0;</w:t>
       </w:r>
     </w:p>
     <w:p>
